--- a/Part-Two-Ch08-A-New-Birth-of-Freedom/The Overland Campaign.docx
+++ b/Part-Two-Ch08-A-New-Birth-of-Freedom/The Overland Campaign.docx
@@ -9,25 +9,22 @@
         <w:tblLook w:firstColumn="1" w:firstRow="1" w:lastColumn="0" w:lastRow="0" w:noHBand="0" w:noVBand="1" w:val="04A0"/>
       </w:tblPr>
       <w:tblGrid>
-        <w:gridCol w:w="9936"/>
+        <w:gridCol w:w="10224"/>
       </w:tblGrid>
       <w:tr>
         <w:tc>
           <w:tcPr>
-            <w:tcW w:type="dxa" w:w="9936"/>
+            <w:tcW w:type="dxa" w:w="10224"/>
             <w:shd w:val="clear" w:fill="B1442F"/>
           </w:tcPr>
           <w:p>
-            <w:pPr>
-              <w:jc w:val="left"/>
-            </w:pPr>
             <w:r>
               <w:rPr>
                 <w:b/>
                 <w:color w:val="FFE6DE"/>
                 <w:sz w:val="18"/>
               </w:rPr>
-              <w:t>CHAPTER 8 · DEEP DIVE · A HOUSE DIVIDED</w:t>
+              <w:t>PROMISE &amp; PRACTICE  ·  DEEP DIVE  ·  SOURCE ANALYSIS</w:t>
             </w:r>
           </w:p>
           <w:p>
@@ -35,18 +32,19 @@
               <w:rPr>
                 <w:b/>
                 <w:color w:val="FFFFFF"/>
-                <w:sz w:val="40"/>
+                <w:sz w:val="42"/>
               </w:rPr>
-              <w:t>The Overland Campaign</w:t>
+              <w:t>The Overland Campaign — A House Divided</w:t>
             </w:r>
           </w:p>
           <w:p>
             <w:r>
               <w:rPr>
+                <w:i/>
                 <w:color w:val="FFE6DE"/>
-                <w:sz w:val="21"/>
+                <w:sz w:val="22"/>
               </w:rPr>
-              <w:t>Grant's brutal, relentless arithmetic — the campaign that bled the Confederacy to death in six weeks. 1864.</w:t>
+              <w:t>Grant's Brutal Arithmetic</w:t>
             </w:r>
           </w:p>
         </w:tc>
@@ -64,7 +62,7 @@
         <w:rPr>
           <w:sz w:val="21"/>
         </w:rPr>
-        <w:t xml:space="preserve">__________________________    </w:t>
+        <w:t xml:space="preserve">______________________________    </w:t>
       </w:r>
       <w:r>
         <w:rPr>
@@ -90,30 +88,203 @@
         <w:rPr>
           <w:sz w:val="21"/>
         </w:rPr>
-        <w:t>______________</w:t>
+        <w:t>________________</w:t>
+      </w:r>
+    </w:p>
+    <w:tbl>
+      <w:tblPr>
+        <w:tblW w:type="auto" w:w="0"/>
+        <w:tblLayout w:type="autofit"/>
+        <w:tblLook w:firstColumn="1" w:firstRow="1" w:lastColumn="0" w:lastRow="0" w:noHBand="0" w:noVBand="1" w:val="04A0"/>
+      </w:tblPr>
+      <w:tblGrid>
+        <w:gridCol w:w="10224"/>
+      </w:tblGrid>
+      <w:tr>
+        <w:tc>
+          <w:tcPr>
+            <w:tcW w:type="dxa" w:w="10224"/>
+            <w:shd w:val="clear" w:fill="f4c04e"/>
+          </w:tcPr>
+          <w:p>
+            <w:r>
+              <w:rPr>
+                <w:b/>
+                <w:color w:val="5A4512"/>
+                <w:sz w:val="19"/>
+              </w:rPr>
+              <w:t xml:space="preserve">WHAT I CAN DO TODAY   </w:t>
+            </w:r>
+            <w:r>
+              <w:rPr>
+                <w:color w:val="5A4512"/>
+                <w:sz w:val="21"/>
+              </w:rPr>
+              <w:t>I can read primary sources about The Overland Campaign — A House Divided, weigh who made each one and why, and use evidence to answer historical questions.</w:t>
+            </w:r>
+          </w:p>
+        </w:tc>
+      </w:tr>
+    </w:tbl>
+    <w:p>
+      <w:r>
+        <w:rPr>
+          <w:b/>
+          <w:color w:val="B1442F"/>
+        </w:rPr>
+        <w:t xml:space="preserve">Directions. </w:t>
+      </w:r>
+      <w:r>
+        <w:rPr>
+          <w:sz w:val="22"/>
+        </w:rPr>
+        <w:t>Numbers can carry an argument. Read the casualty data, then judge Grant's strategy</w:t>
       </w:r>
     </w:p>
     <w:p/>
     <w:p>
       <w:r>
         <w:rPr>
+          <w:b/>
+          <w:color w:val="B1442F"/>
+          <w:sz w:val="26"/>
+        </w:rPr>
+        <w:t>THE SOURCES</w:t>
+      </w:r>
+    </w:p>
+    <w:p>
+      <w:pPr>
+        <w:spacing w:before="160"/>
+      </w:pPr>
+      <w:r>
+        <w:rPr>
+          <w:b/>
+          <w:color w:val="1C1714"/>
+          <w:sz w:val="23"/>
+        </w:rPr>
+        <w:t>DATA SET · THE OVERLAND CAMPAIGN, MAY–JUNE 1864  —  Approximate casualties (killed, wounded, captured, missing)</w:t>
+      </w:r>
+    </w:p>
+    <w:p>
+      <w:pPr>
+        <w:ind w:left="432"/>
+      </w:pPr>
+      <w:r>
+        <w:rPr>
           <w:i/>
           <w:color w:val="1C1714"/>
           <w:sz w:val="22"/>
         </w:rPr>
-        <w:t>Grant's brutal, relentless arithmetic — the campaign that bled the Confederacy to death in six weeks. 1864.</w:t>
+        <w:t>Battle</w:t>
+        <w:tab/>
+        <w:t>Union</w:t>
+        <w:tab/>
+        <w:t>Confederate</w:t>
+        <w:br/>
+        <w:t>The Wilderness</w:t>
+        <w:tab/>
+        <w:t>~17,500</w:t>
+        <w:tab/>
+        <w:t>~11,000</w:t>
+        <w:br/>
+        <w:t>Spotsylvania</w:t>
+        <w:tab/>
+        <w:t>~18,000</w:t>
+        <w:tab/>
+        <w:t>~12,000</w:t>
+        <w:br/>
+        <w:t>Cold Harbor</w:t>
+        <w:tab/>
+        <w:t>~12,000</w:t>
+        <w:tab/>
+        <w:t>~5,000</w:t>
+        <w:br/>
+        <w:t>Six-week total (approx.)</w:t>
+        <w:tab/>
+        <w:t>~55,000</w:t>
+        <w:tab/>
+        <w:t>~33,000.</w:t>
+      </w:r>
+    </w:p>
+    <w:p>
+      <w:r>
+        <w:rPr>
+          <w:color w:val="6A6256"/>
+          <w:sz w:val="17"/>
+        </w:rPr>
+        <w:t>Standard historical estimates, rounded. Public domain data.</w:t>
       </w:r>
     </w:p>
     <w:p>
       <w:pPr>
-        <w:spacing w:after="80"/>
+        <w:spacing w:before="160"/>
       </w:pPr>
       <w:r>
         <w:rPr>
+          <w:b/>
           <w:color w:val="1C1714"/>
           <w:sz w:val="23"/>
         </w:rPr>
-        <w:t>When is a commander willing to accept terrible losses — and why might that be the only way to win?</w:t>
+        <w:t>THE IMAGE · MAY 1864  —  Grant's Council of War</w:t>
+      </w:r>
+    </w:p>
+    <w:p>
+      <w:pPr>
+        <w:jc w:val="center"/>
+      </w:pPr>
+      <w:r>
+        <w:drawing>
+          <wp:inline xmlns:a="http://schemas.openxmlformats.org/drawingml/2006/main" xmlns:pic="http://schemas.openxmlformats.org/drawingml/2006/picture">
+            <wp:extent cx="3931920" cy="3728412"/>
+            <wp:docPr id="1" name="Picture 1"/>
+            <wp:cNvGraphicFramePr>
+              <a:graphicFrameLocks noChangeAspect="1"/>
+            </wp:cNvGraphicFramePr>
+            <a:graphic>
+              <a:graphicData uri="http://schemas.openxmlformats.org/drawingml/2006/picture">
+                <pic:pic>
+                  <pic:nvPicPr>
+                    <pic:cNvPr id="0" name="image.jpg"/>
+                    <pic:cNvPicPr/>
+                  </pic:nvPicPr>
+                  <pic:blipFill>
+                    <a:blip r:embed="rId9"/>
+                    <a:stretch>
+                      <a:fillRect/>
+                    </a:stretch>
+                  </pic:blipFill>
+                  <pic:spPr>
+                    <a:xfrm>
+                      <a:off x="0" y="0"/>
+                      <a:ext cx="3931920" cy="3728412"/>
+                    </a:xfrm>
+                    <a:prstGeom prst="rect"/>
+                  </pic:spPr>
+                </pic:pic>
+              </a:graphicData>
+            </a:graphic>
+          </wp:inline>
+        </w:drawing>
+      </w:r>
+    </w:p>
+    <w:p>
+      <w:r>
+        <w:rPr>
+          <w:color w:val="6A6256"/>
+          <w:sz w:val="17"/>
+        </w:rPr>
+        <w:t>General Grant's “Council of War” at Massaponax Church, Virginia — photograph, May 1864, public domain (Library of Congress).</w:t>
+      </w:r>
+    </w:p>
+    <w:p/>
+    <w:p>
+      <w:r>
+        <w:rPr>
+          <w:b/>
+          <w:color w:val="B1442F"/>
+          <w:sz w:val="26"/>
+        </w:rPr>
+        <w:t>YOUR WORK</w:t>
       </w:r>
     </w:p>
     <w:p>
@@ -123,54 +294,65 @@
       <w:r>
         <w:rPr>
           <w:b/>
-          <w:color w:val="B1442F"/>
-          <w:sz w:val="28"/>
+          <w:color w:val="FFFFFF"/>
+          <w:sz w:val="20"/>
+          <w:shd w:val="clear" w:fill="B1442F"/>
         </w:rPr>
-        <w:t>A New Kind of General</w:t>
+        <w:t xml:space="preserve">  QUESTION 1  </w:t>
+      </w:r>
+      <w:r>
+        <w:rPr>
+          <w:b/>
+          <w:color w:val="6A6256"/>
+          <w:sz w:val="18"/>
+        </w:rPr>
+        <w:t xml:space="preserve">   STEP 1 · READ THE TABLE</w:t>
       </w:r>
     </w:p>
     <w:p>
       <w:r>
         <w:rPr>
-          <w:b/>
-          <w:color w:val="6A6256"/>
-          <w:sz w:val="17"/>
+          <w:b w:val="0"/>
+          <w:color w:val="1C1714"/>
+          <w:sz w:val="23"/>
         </w:rPr>
-        <w:t>SPRING 1864</w:t>
+        <w:t>Grant's army lost more men than Lee's in every battle. So why do historians say this campaign hurt the Confederacy more? (Hint: think about which side could replace its losses.)</w:t>
       </w:r>
     </w:p>
     <w:p>
       <w:pPr>
-        <w:spacing w:after="80"/>
+        <w:spacing w:after="120"/>
       </w:pPr>
       <w:r>
         <w:rPr>
-          <w:color w:val="1C1714"/>
-          <w:sz w:val="23"/>
+          <w:color w:val="9A9286"/>
+          <w:sz w:val="22"/>
         </w:rPr>
-        <w:t>In March 1864, Lincoln made Ulysses S. Grant general-in-chief of all Union armies. Grant understood something his predecessors had not: the way to win was not to capture a city, but to destroy Lee's army — and to never stop pressing it.</w:t>
+        <w:t>____________________________________________________________________________________________</w:t>
       </w:r>
     </w:p>
     <w:p>
       <w:pPr>
-        <w:spacing w:after="80"/>
+        <w:spacing w:after="120"/>
       </w:pPr>
       <w:r>
         <w:rPr>
-          <w:color w:val="1C1714"/>
-          <w:sz w:val="23"/>
+          <w:color w:val="9A9286"/>
+          <w:sz w:val="22"/>
         </w:rPr>
-        <w:t>In May he launched the Overland Campaign, driving straight at Lee in Virginia through a series of savage battles: the Wilderness, Spotsylvania, and Cold Harbor.</w:t>
+        <w:t>____________________________________________________________________________________________</w:t>
       </w:r>
     </w:p>
     <w:p>
+      <w:pPr>
+        <w:spacing w:after="120"/>
+      </w:pPr>
       <w:r>
         <w:rPr>
-          <w:i/>
-          <w:color w:val="6A6256"/>
-          <w:sz w:val="17"/>
+          <w:color w:val="9A9286"/>
+          <w:sz w:val="22"/>
         </w:rPr>
-        <w:t>General Grant’s “Council of War” at Massaponax Church, Virginia — photograph, May 1864, public domain (Library of Congress).</w:t>
+        <w:t>____________________________________________________________________________________________</w:t>
       </w:r>
     </w:p>
     <w:p>
@@ -180,40 +362,77 @@
       <w:r>
         <w:rPr>
           <w:b/>
-          <w:color w:val="B1442F"/>
-          <w:sz w:val="28"/>
+          <w:color w:val="FFFFFF"/>
+          <w:sz w:val="20"/>
+          <w:shd w:val="clear" w:fill="B1442F"/>
         </w:rPr>
-        <w:t>Grant Plans the Next Move</w:t>
+        <w:t xml:space="preserve">  QUESTION 2  </w:t>
+      </w:r>
+      <w:r>
+        <w:rPr>
+          <w:b/>
+          <w:color w:val="6A6256"/>
+          <w:sz w:val="18"/>
+        </w:rPr>
+        <w:t xml:space="preserve">   STEP 2 · THE STRATEGY</w:t>
       </w:r>
     </w:p>
     <w:p>
       <w:r>
         <w:rPr>
-          <w:b/>
-          <w:color w:val="6A6256"/>
-          <w:sz w:val="17"/>
+          <w:b w:val="0"/>
+          <w:color w:val="1C1714"/>
+          <w:sz w:val="23"/>
         </w:rPr>
-        <w:t>MASSAPONAX CHURCH, VA., MAY 1864</w:t>
+        <w:t>What did Grant do after each bloody battle that earlier Union generals had not done?</w:t>
       </w:r>
     </w:p>
     <w:p>
+      <w:pPr>
+        <w:spacing w:after="40"/>
+        <w:ind w:left="432"/>
+      </w:pPr>
       <w:r>
         <w:rPr>
-          <w:i/>
-          <w:color w:val="1C1714"/>
           <w:sz w:val="22"/>
         </w:rPr>
-        <w:t>Grant (leaning over the pew, examining a map) directs the campaign in the field. Unlike the generals before him, he would not retreat after a bloody battle — he kept moving south.</w:t>
+        <w:t>☐  A.  he surrendered</w:t>
       </w:r>
     </w:p>
     <w:p>
+      <w:pPr>
+        <w:spacing w:after="40"/>
+        <w:ind w:left="432"/>
+      </w:pPr>
       <w:r>
         <w:rPr>
-          <w:i/>
-          <w:color w:val="6A6256"/>
-          <w:sz w:val="17"/>
+          <w:sz w:val="22"/>
         </w:rPr>
-        <w:t>General Grant's “Council of War” at Massaponax Church, Virginia — photograph, May 1864, public domain (Library of Congress).</w:t>
+        <w:t>☐  B.  he kept advancing south instead of retreating</w:t>
+      </w:r>
+    </w:p>
+    <w:p>
+      <w:pPr>
+        <w:spacing w:after="40"/>
+        <w:ind w:left="432"/>
+      </w:pPr>
+      <w:r>
+        <w:rPr>
+          <w:sz w:val="22"/>
+        </w:rPr>
+        <w:t>☐  C.  he went home for the winter</w:t>
+      </w:r>
+    </w:p>
+    <w:p>
+      <w:pPr>
+        <w:spacing w:after="40"/>
+        <w:ind w:left="432"/>
+      </w:pPr>
+      <w:r>
+        <w:rPr>
+          <w:sz w:val="22"/>
+        </w:rPr>
+        <w:t>☐  D.  he avoided Lee's army entirely</w:t>
       </w:r>
     </w:p>
     <w:p>
@@ -223,54 +442,65 @@
       <w:r>
         <w:rPr>
           <w:b/>
-          <w:color w:val="B1442F"/>
-          <w:sz w:val="28"/>
+          <w:color w:val="FFFFFF"/>
+          <w:sz w:val="20"/>
+          <w:shd w:val="clear" w:fill="B1442F"/>
         </w:rPr>
-        <w:t>≈55,000</w:t>
+        <w:t xml:space="preserve">  QUESTION 3  </w:t>
+      </w:r>
+      <w:r>
+        <w:rPr>
+          <w:b/>
+          <w:color w:val="6A6256"/>
+          <w:sz w:val="18"/>
+        </w:rPr>
+        <w:t xml:space="preserve">   STEP 3 · DEFINE THE TERM</w:t>
       </w:r>
     </w:p>
     <w:p>
       <w:r>
         <w:rPr>
-          <w:b/>
-          <w:color w:val="6A6256"/>
-          <w:sz w:val="17"/>
+          <w:b w:val="0"/>
+          <w:color w:val="1C1714"/>
+          <w:sz w:val="23"/>
         </w:rPr>
-        <w:t>THE COST IN SIX WEEKS</w:t>
+        <w:t>In your own words, define a war of attrition, and explain why it favored the Union even though the Union took heavier losses.</w:t>
       </w:r>
     </w:p>
     <w:p>
       <w:pPr>
-        <w:spacing w:after="80"/>
+        <w:spacing w:after="120"/>
       </w:pPr>
       <w:r>
         <w:rPr>
-          <w:color w:val="1C1714"/>
-          <w:sz w:val="23"/>
+          <w:color w:val="9A9286"/>
+          <w:sz w:val="22"/>
         </w:rPr>
-        <w:t>The losses were staggering. In roughly six weeks, Grant's army suffered about 55,000 casualties — nearly as many men as Lee had in his entire army. At Cold Harbor, some 7,000 Union soldiers fell in a matter of minutes.</w:t>
+        <w:t>____________________________________________________________________________________________</w:t>
       </w:r>
     </w:p>
     <w:p>
       <w:pPr>
-        <w:spacing w:after="80"/>
+        <w:spacing w:after="120"/>
       </w:pPr>
       <w:r>
         <w:rPr>
-          <w:color w:val="1C1714"/>
-          <w:sz w:val="23"/>
+          <w:color w:val="9A9286"/>
+          <w:sz w:val="22"/>
         </w:rPr>
-        <w:t>Northern newspapers called Grant a “butcher.” But here is the grim logic: the Union could replace its losses. The Confederacy could not. Every soldier Lee lost was gone for good.</w:t>
+        <w:t>____________________________________________________________________________________________</w:t>
       </w:r>
     </w:p>
     <w:p>
+      <w:pPr>
+        <w:spacing w:after="120"/>
+      </w:pPr>
       <w:r>
         <w:rPr>
-          <w:i/>
-          <w:color w:val="6A6256"/>
-          <w:sz w:val="17"/>
+          <w:color w:val="9A9286"/>
+          <w:sz w:val="22"/>
         </w:rPr>
-        <w:t>Turning points, 1863–65 — map, © ShadowDog Digital Studios (SDS Digital Collection).</w:t>
+        <w:t>____________________________________________________________________________________________</w:t>
       </w:r>
     </w:p>
     <w:p>
@@ -280,124 +510,91 @@
       <w:r>
         <w:rPr>
           <w:b/>
-          <w:color w:val="B1442F"/>
-          <w:sz w:val="28"/>
+          <w:color w:val="FFFFFF"/>
+          <w:sz w:val="20"/>
+          <w:shd w:val="clear" w:fill="B1442F"/>
         </w:rPr>
-        <w:t>He Would Not Turn Back</w:t>
+        <w:t xml:space="preserve">  QUESTION 4  </w:t>
+      </w:r>
+      <w:r>
+        <w:rPr>
+          <w:b/>
+          <w:color w:val="6A6256"/>
+          <w:sz w:val="18"/>
+        </w:rPr>
+        <w:t xml:space="preserve">   STEP 4 · MAKE THE CALL</w:t>
       </w:r>
     </w:p>
     <w:p>
       <w:r>
         <w:rPr>
-          <w:b/>
-          <w:color w:val="6A6256"/>
-          <w:sz w:val="17"/>
+          <w:b w:val="0"/>
+          <w:color w:val="1C1714"/>
+          <w:sz w:val="23"/>
         </w:rPr>
-        <w:t>THE RELENTLESS DIFFERENCE</w:t>
+        <w:t>Northern papers called Grant a “butcher.” Others say he was the first general who truly knew how to win. Using the data, argue which view is fairer — in three or four sentences.</w:t>
       </w:r>
     </w:p>
     <w:p>
       <w:pPr>
-        <w:spacing w:after="80"/>
+        <w:spacing w:after="120"/>
       </w:pPr>
       <w:r>
         <w:rPr>
-          <w:color w:val="1C1714"/>
-          <w:sz w:val="23"/>
+          <w:color w:val="9A9286"/>
+          <w:sz w:val="22"/>
         </w:rPr>
-        <w:t>Earlier Union generals had fought Lee, taken heavy losses, and retreated to lick their wounds. Grant did the opposite. After each bloody battle, he moved his army deeper south, forcing Lee to keep fighting.</w:t>
+        <w:t>____________________________________________________________________________________________</w:t>
       </w:r>
     </w:p>
     <w:p>
       <w:pPr>
-        <w:spacing w:after="80"/>
+        <w:spacing w:after="120"/>
       </w:pPr>
       <w:r>
         <w:rPr>
-          <w:color w:val="1C1714"/>
-          <w:sz w:val="23"/>
+          <w:color w:val="9A9286"/>
+          <w:sz w:val="22"/>
         </w:rPr>
-        <w:t>This was attrition — a war of wearing down. Grant was trading casualties he could afford for casualties Lee could not. By June 1864 he had pinned Lee's army at Petersburg, and the long siege that would end the war began.</w:t>
-      </w:r>
-    </w:p>
-    <w:p>
-      <w:r>
-        <w:rPr>
-          <w:i/>
-          <w:color w:val="6A6256"/>
-          <w:sz w:val="17"/>
-        </w:rPr>
-        <w:t>General Grant’s “Council of War” at Massaponax Church, Virginia — photograph, May 1864, public domain (Library of Congress).</w:t>
-      </w:r>
-    </w:p>
-    <w:p>
-      <w:r>
-        <w:rPr>
-          <w:b/>
-          <w:color w:val="6A6256"/>
-          <w:sz w:val="17"/>
-        </w:rPr>
-        <w:t>ULYSSES S. GRANT, 1864</w:t>
+        <w:t>____________________________________________________________________________________________</w:t>
       </w:r>
     </w:p>
     <w:p>
       <w:pPr>
-        <w:spacing w:after="80"/>
+        <w:spacing w:after="120"/>
       </w:pPr>
       <w:r>
         <w:rPr>
-          <w:color w:val="1C1714"/>
-          <w:sz w:val="23"/>
+          <w:color w:val="9A9286"/>
+          <w:sz w:val="22"/>
         </w:rPr>
-        <w:t>I … propose to fight it out on this line if it takes all summer.</w:t>
+        <w:t>____________________________________________________________________________________________</w:t>
       </w:r>
     </w:p>
     <w:p>
       <w:pPr>
-        <w:spacing w:after="80"/>
+        <w:spacing w:after="120"/>
       </w:pPr>
       <w:r>
         <w:rPr>
-          <w:color w:val="1C1714"/>
-          <w:sz w:val="23"/>
+          <w:color w:val="9A9286"/>
+          <w:sz w:val="22"/>
         </w:rPr>
-        <w:t>— GEN. ULYSSES S. GRANT, DISPATCH FROM SPOTSYLVANIA</w:t>
+        <w:t>____________________________________________________________________________________________</w:t>
       </w:r>
     </w:p>
     <w:p>
       <w:pPr>
-        <w:spacing w:before="200"/>
+        <w:spacing w:after="120"/>
       </w:pPr>
       <w:r>
         <w:rPr>
-          <w:b/>
-          <w:color w:val="B1442F"/>
-          <w:sz w:val="28"/>
+          <w:color w:val="9A9286"/>
+          <w:sz w:val="22"/>
         </w:rPr>
-        <w:t>Do the Arithmetic</w:t>
+        <w:t>____________________________________________________________________________________________</w:t>
       </w:r>
     </w:p>
-    <w:p>
-      <w:r>
-        <w:rPr>
-          <w:b/>
-          <w:color w:val="6A6256"/>
-          <w:sz w:val="17"/>
-        </w:rPr>
-        <w:t>YOUR TURN</w:t>
-      </w:r>
-    </w:p>
-    <w:p>
-      <w:r>
-        <w:rPr>
-          <w:i/>
-          <w:color w:val="1C1714"/>
-          <w:sz w:val="22"/>
-        </w:rPr>
-        <w:t>You'll work with the casualty data from 1864 and practice turning numbers into an argument — deciding whether Grant was a “butcher” or the general who finally knew how to win.</w:t>
-      </w:r>
-    </w:p>
-    <w:p/>
     <w:p>
       <w:pPr>
         <w:jc w:val="center"/>
@@ -410,9 +607,160 @@
         <w:t>Promise &amp; Practice · ShadowDog Digital Studios · Unit 2</w:t>
       </w:r>
     </w:p>
+    <w:p>
+      <w:r>
+        <w:br w:type="page"/>
+      </w:r>
+    </w:p>
+    <w:tbl>
+      <w:tblPr>
+        <w:tblW w:type="auto" w:w="0"/>
+        <w:tblLayout w:type="autofit"/>
+        <w:tblLook w:firstColumn="1" w:firstRow="1" w:lastColumn="0" w:lastRow="0" w:noHBand="0" w:noVBand="1" w:val="04A0"/>
+      </w:tblPr>
+      <w:tblGrid>
+        <w:gridCol w:w="10224"/>
+      </w:tblGrid>
+      <w:tr>
+        <w:tc>
+          <w:tcPr>
+            <w:tcW w:type="dxa" w:w="10224"/>
+            <w:shd w:val="clear" w:fill="2c2219"/>
+          </w:tcPr>
+          <w:p>
+            <w:r>
+              <w:rPr>
+                <w:b/>
+                <w:color w:val="F0A184"/>
+                <w:sz w:val="28"/>
+              </w:rPr>
+              <w:t>TEACHER ANSWER KEY  —  The Overland Campaign — A House Divided</w:t>
+            </w:r>
+          </w:p>
+        </w:tc>
+      </w:tr>
+    </w:tbl>
+    <w:p/>
+    <w:p>
+      <w:r>
+        <w:rPr>
+          <w:b/>
+          <w:color w:val="B1442F"/>
+          <w:sz w:val="22"/>
+        </w:rPr>
+        <w:t xml:space="preserve">QUESTION 1:  </w:t>
+      </w:r>
+      <w:r>
+        <w:rPr>
+          <w:sz w:val="22"/>
+        </w:rPr>
+        <w:t>Open response.</w:t>
+      </w:r>
+    </w:p>
+    <w:p>
+      <w:pPr>
+        <w:ind w:left="432"/>
+      </w:pPr>
+      <w:r>
+        <w:rPr>
+          <w:i/>
+          <w:color w:val="6A6256"/>
+          <w:sz w:val="21"/>
+        </w:rPr>
+        <w:t>Look for a response along the lines of: “Even though the Union lost more, it hurt the South more because…”</w:t>
+      </w:r>
+    </w:p>
+    <w:p>
+      <w:r>
+        <w:rPr>
+          <w:b/>
+          <w:color w:val="B1442F"/>
+          <w:sz w:val="22"/>
+        </w:rPr>
+        <w:t xml:space="preserve">QUESTION 2:  </w:t>
+      </w:r>
+      <w:r>
+        <w:rPr>
+          <w:b/>
+          <w:sz w:val="22"/>
+        </w:rPr>
+        <w:t>Correct — B. he kept advancing south instead of retreating</w:t>
+      </w:r>
+    </w:p>
+    <w:p>
+      <w:pPr>
+        <w:ind w:left="432"/>
+      </w:pPr>
+      <w:r>
+        <w:rPr>
+          <w:i/>
+          <w:color w:val="6A6256"/>
+          <w:sz w:val="21"/>
+        </w:rPr>
+        <w:t>Right. Grant kept pushing south after every battle instead of retreating. He refused to give Lee a chance to recover — the essence of a war of attrition.</w:t>
+      </w:r>
+    </w:p>
+    <w:p>
+      <w:r>
+        <w:rPr>
+          <w:b/>
+          <w:color w:val="B1442F"/>
+          <w:sz w:val="22"/>
+        </w:rPr>
+        <w:t xml:space="preserve">QUESTION 3:  </w:t>
+      </w:r>
+      <w:r>
+        <w:rPr>
+          <w:sz w:val="22"/>
+        </w:rPr>
+        <w:t>Open response.</w:t>
+      </w:r>
+    </w:p>
+    <w:p>
+      <w:pPr>
+        <w:ind w:left="432"/>
+      </w:pPr>
+      <w:r>
+        <w:rPr>
+          <w:i/>
+          <w:color w:val="6A6256"/>
+          <w:sz w:val="21"/>
+        </w:rPr>
+        <w:t>Look for a response along the lines of: “A war of attrition means…. It favored the Union because…”</w:t>
+      </w:r>
+    </w:p>
+    <w:p>
+      <w:r>
+        <w:rPr>
+          <w:b/>
+          <w:color w:val="B1442F"/>
+          <w:sz w:val="22"/>
+        </w:rPr>
+        <w:t xml:space="preserve">QUESTION 4:  </w:t>
+      </w:r>
+      <w:r>
+        <w:rPr>
+          <w:sz w:val="22"/>
+        </w:rPr>
+        <w:t>Open response.</w:t>
+      </w:r>
+    </w:p>
+    <w:p>
+      <w:pPr>
+        <w:ind w:left="432"/>
+      </w:pPr>
+      <w:r>
+        <w:rPr>
+          <w:i/>
+          <w:color w:val="6A6256"/>
+          <w:sz w:val="21"/>
+        </w:rPr>
+        <w:t>Look for a response along the lines of: “I think Grant was ___ because the numbers show…”</w:t>
+      </w:r>
+    </w:p>
     <w:sectPr>
       <w:pgSz w:w="12240" w:h="15840"/>
-      <w:pgMar w:top="1152" w:right="1152" w:bottom="1152" w:left="1152" w:header="720" w:footer="720" w:gutter="0"/>
+      <w:pgMar w:top="1008" w:right="1008" w:bottom="1008" w:left="1008" w:header="720" w:footer="720" w:gutter="0"/>
       <w:cols w:space="720"/>
       <w:docGrid w:linePitch="360"/>
     </w:sectPr>
